--- a/ru/wisdom-stories/eat-less-and-stay-on-the-right-path.docx
+++ b/ru/wisdom-stories/eat-less-and-stay-on-the-right-path.docx
@@ -29,7 +29,7 @@
         <w:keepNext/>
       </w:pPr>
       <w:r>
-        <w:t>«Кто живёт честно, тому судья не нужен» — если человек живёт честно, справедливо и по закону, не нарушая прав других людей, он реже сталкивается со спорами и правовыми проблемами.</w:t>
+        <w:t>«Кто живёт честно, тому судья не нужен» — если человек живёт честно, справедливо и по закону, не нарушая прав других людей, он реже сталкивается со спорами и правовыми проблемами. «Жить честно» здесь значит и держаться верного пути, и поступать по совести.</w:t>
       </w:r>
     </w:p>
     <w:p>
@@ -42,11 +42,9 @@
         <w:rPr>
           <w:b/>
         </w:rPr>
-        <w:t>Мораль:</w:t>
+        <w:t>Мораль: Будь умерен в еде и честен в поступках — тогда тебе не понадобятся ни врач, ни судья.</w:t>
       </w:r>
-      <w:r>
-        <w:t xml:space="preserve"> Будь умерен в еде и честен в поступках — тогда тебе не понадобятся ни врач, ни судья.</w:t>
-      </w:r>
+      <w:r/>
     </w:p>
     <w:p>
       <w:pPr>
@@ -57,7 +55,7 @@
           <w:i/>
           <w:sz w:val="18"/>
         </w:rPr>
-        <w:t>«История взята из открытых источников Интернета.»</w:t>
+        <w:t>Рассказы взяты из открытых интернет-источников, а иллюстрации созданы с помощью ИИ.</w:t>
       </w:r>
     </w:p>
     <w:sectPr>
